--- a/courseware/LG-Claude Cowork for Digital Marketing-v10.0.docx
+++ b/courseware/LG-Claude Cowork for Digital Marketing-v10.0.docx
@@ -535,7 +535,7 @@
               <w:rPr>
                 <w:sz w:val="19"/>
               </w:rPr>
-              <w:t>Revamped to follow Multi AI Agents Workflow for Content Creation (TGS-2023036153): the same use case — Horizon Wealth Planning, a Singapore financial-planning firm — and the same 15 labs, in which learners build an AI marketing team (a Lead and five specialists with instructions, skills and connectors) in Claude Code and run campaigns with it. Mapped to System Integration (ICT-DIT-3016-1.1): Topic 1 components, compatibility and integration (Labs 1–5, with a compatibility matrix in Lab 4); Topic 2 testing and troubleshooting (Labs 6–12); Topic 3 versioning, change proposals and best practices (Labs 13–15, with versions 1.0/1.1 and a change proposal in Lab 14). New deck in the charcoal/cream/orange house theme with the overview slides: the Claude suite, Claude Cowork, Claude Code, Claude for Microsoft/Chrome/Science, plans and pricing, a brief history of AI, the harness, the agentic loop, agentic AI vs AI agents and what an agent is made of. WA (7 SAQ, K1–K7, 1 h) and PP (5 tasks, A1–A5, 1.5 h) rewritten for the new labs.</w:t>
+              <w:t>Revamped to follow the WSQ course Multi AI Agents Workflow for Content Creation: the same use case — Horizon Wealth Planning, a Singapore financial-planning firm — and the same 15 labs, in which learners build an AI marketing team (a Lead and five specialists with instructions, skills and connectors) in Claude Code and run campaigns with it. Mapped to System Integration (ICT-DIT-3016-1.1): Topic 1 components, compatibility and integration (Labs 1–5, with a compatibility matrix in Lab 4); Topic 2 testing and troubleshooting (Labs 6–12); Topic 3 versioning, change proposals and best practices (Labs 13–15, with versions 1.0/1.1 and a change proposal in Lab 14). New deck in the charcoal/cream/orange house theme with the overview slides: the Claude suite, Claude Cowork, Claude Code, Claude for Microsoft/Chrome/Science, plans and pricing, a brief history of AI, the harness, the agentic loop, agentic AI vs AI agents and what an agent is made of. WA (7 SAQ, K1–K7, 1 h) and PP (5 tasks, A1–A5, 1.5 h) rewritten for the new labs.</w:t>
             </w:r>
           </w:p>
         </w:tc>
